--- a/assets/downloads/simulation-20/presimulation-activity-3-head-injuries.docx
+++ b/assets/downloads/simulation-20/presimulation-activity-3-head-injuries.docx
@@ -18,59 +18,66 @@
       </w:pPr>
       <w:r>
         <w:rPr>
+          <w:rFonts w:ascii="Aptos" w:hAnsi="Aptos" w:eastAsia="Aptos" w:cs="Aptos"/>
           <w:color w:val="000000"/>
-          <w:sz w:val="24"/>
-          <w:szCs w:val="24"/>
+          <w:sz w:val="40"/>
+          <w:szCs w:val="40"/>
         </w:rPr>
         <w:t/>
       </w:r>
       <w:proofErr w:type="spellStart"/>
       <w:r>
         <w:rPr>
+          <w:rFonts w:ascii="Aptos" w:hAnsi="Aptos" w:eastAsia="Aptos" w:cs="Aptos"/>
           <w:color w:val="000000"/>
-          <w:sz w:val="24"/>
-          <w:szCs w:val="24"/>
+          <w:sz w:val="40"/>
+          <w:szCs w:val="40"/>
         </w:rPr>
         <w:t>Presimulation</w:t>
       </w:r>
       <w:proofErr w:type="spellEnd"/>
       <w:r>
         <w:rPr>
+          <w:rFonts w:ascii="Aptos" w:hAnsi="Aptos" w:eastAsia="Aptos" w:cs="Aptos"/>
           <w:color w:val="000000"/>
-          <w:sz w:val="24"/>
-          <w:szCs w:val="24"/>
+          <w:sz w:val="40"/>
+          <w:szCs w:val="40"/>
         </w:rPr>
         <w:t xml:space="preserve"> Activity</w:t>
       </w:r>
       <w:r>
         <w:rPr>
+          <w:rFonts w:ascii="Aptos" w:hAnsi="Aptos" w:eastAsia="Aptos" w:cs="Aptos"/>
           <w:color w:val="000000"/>
-          <w:sz w:val="24"/>
-          <w:szCs w:val="24"/>
+          <w:sz w:val="40"/>
+          <w:szCs w:val="40"/>
         </w:rPr>
         <w:t xml:space="preserve"> </w:t>
       </w:r>
       <w:r>
         <w:rPr>
+          <w:rFonts w:ascii="Aptos" w:hAnsi="Aptos" w:eastAsia="Aptos" w:cs="Aptos"/>
           <w:color w:val="000000"/>
-          <w:sz w:val="24"/>
-          <w:szCs w:val="24"/>
+          <w:sz w:val="40"/>
+          <w:szCs w:val="40"/>
         </w:rPr>
         <w:t>3</w:t>
       </w:r>
       <w:r>
         <w:rPr>
+          <w:rFonts w:ascii="Aptos" w:hAnsi="Aptos" w:eastAsia="Aptos" w:cs="Aptos"/>
           <w:color w:val="000000"/>
-          <w:sz w:val="24"/>
-          <w:szCs w:val="24"/>
+          <w:sz w:val="40"/>
+          <w:szCs w:val="40"/>
         </w:rPr>
         <w:t xml:space="preserve">: </w:t>
       </w:r>
       <w:r>
         <w:rPr>
+          <w:rFonts w:ascii="Aptos" w:hAnsi="Aptos" w:eastAsia="Aptos" w:cs="Aptos"/>
           <w:color w:val="000000"/>
-          <w:sz w:val="24"/>
-          <w:szCs w:val="24"/>
+          <w:sz w:val="40"/>
+          <w:szCs w:val="40"/>
         </w:rPr>
         <w:t>Head Injuries</w:t>
       </w:r>
@@ -91,6 +98,7 @@
       </w:pPr>
       <w:r>
         <w:rPr>
+          <w:rFonts w:ascii="Aptos" w:hAnsi="Aptos" w:eastAsia="Aptos" w:cs="Aptos"/>
           <w:color w:val="000000"/>
           <w:sz w:val="24"/>
           <w:szCs w:val="24"/>
@@ -117,6 +125,7 @@
       </w:pPr>
       <w:r>
         <w:rPr>
+          <w:rFonts w:ascii="Aptos" w:hAnsi="Aptos" w:eastAsia="Aptos" w:cs="Aptos"/>
           <w:color w:val="000000"/>
           <w:sz w:val="24"/>
           <w:szCs w:val="24"/>
@@ -143,6 +152,7 @@
       </w:pPr>
       <w:r>
         <w:rPr>
+          <w:rFonts w:ascii="Aptos" w:hAnsi="Aptos" w:eastAsia="Aptos" w:cs="Aptos"/>
           <w:color w:val="000000"/>
           <w:sz w:val="24"/>
           <w:szCs w:val="24"/>
@@ -169,6 +179,7 @@
       </w:pPr>
       <w:r>
         <w:rPr>
+          <w:rFonts w:ascii="Aptos" w:hAnsi="Aptos" w:eastAsia="Aptos" w:cs="Aptos"/>
           <w:color w:val="000000"/>
           <w:sz w:val="24"/>
           <w:szCs w:val="24"/>
@@ -177,6 +188,7 @@
       </w:r>
       <w:r>
         <w:rPr>
+          <w:rFonts w:ascii="Aptos" w:hAnsi="Aptos" w:eastAsia="Aptos" w:cs="Aptos"/>
           <w:color w:val="000000"/>
           <w:sz w:val="24"/>
           <w:szCs w:val="24"/>
@@ -204,6 +216,7 @@
       </w:pPr>
       <w:r>
         <w:rPr>
+          <w:rFonts w:ascii="Aptos" w:hAnsi="Aptos" w:eastAsia="Aptos" w:cs="Aptos"/>
           <w:color w:val="000000"/>
           <w:sz w:val="24"/>
           <w:szCs w:val="24"/>
@@ -226,19 +239,29 @@
 <w:ftr xmlns:m="http://schemas.openxmlformats.org/officeDocument/2006/math" xmlns:mc="http://schemas.openxmlformats.org/markup-compatibility/2006" xmlns:mo="http://schemas.microsoft.com/office/mac/office/2008/main" xmlns:mv="urn:schemas-microsoft-com:mac:vml" xmlns:o="urn:schemas-microsoft-com:office:office" xmlns:r="http://schemas.openxmlformats.org/officeDocument/2006/relationships" xmlns:v="urn:schemas-microsoft-com:vml" xmlns:w10="urn:schemas-microsoft-com:office:word" xmlns:w14="http://schemas.microsoft.com/office/word/2010/wordml" xmlns:w="http://schemas.openxmlformats.org/wordprocessingml/2006/main" xmlns:wne="http://schemas.microsoft.com/office/word/2006/wordml" xmlns:wp14="http://schemas.microsoft.com/office/word/2010/wordprocessingDrawing" xmlns:wp="http://schemas.openxmlformats.org/drawingml/2006/wordprocessingDrawing" xmlns:wpc="http://schemas.microsoft.com/office/word/2010/wordprocessingCanvas" xmlns:wpg="http://schemas.microsoft.com/office/word/2010/wordprocessingGroup" xmlns:wpi="http://schemas.microsoft.com/office/word/2010/wordprocessingInk" xmlns:wps="http://schemas.microsoft.com/office/word/2010/wordprocessingShape" mc:Ignorable="w14 wp14">
   <w:p>
     <w:pPr>
-      <w:pStyle w:val="Footer"/>
+      <w:spacing w:line="240" w:lineRule="auto" w:before="0" w:after="0"/>
       <w:jc w:val="left"/>
     </w:pPr>
     <w:r>
+      <w:rPr>
+        <w:rFonts w:ascii="Aptos" w:hAnsi="Aptos"/>
+        <w:sz w:val="18"/>
+      </w:rPr>
       <w:t xml:space="preserve">From J.M. Larson and H.L. Stedge, </w:t>
     </w:r>
     <w:r>
       <w:rPr>
+        <w:rFonts w:ascii="Aptos" w:hAnsi="Aptos"/>
         <w:i/>
+        <w:sz w:val="18"/>
       </w:rPr>
       <w:t>Clinical Simulations for the Athletic Trainer HKPropel Access</w:t>
     </w:r>
     <w:r>
+      <w:rPr>
+        <w:rFonts w:ascii="Aptos" w:hAnsi="Aptos"/>
+        <w:sz w:val="18"/>
+      </w:rPr>
       <w:t xml:space="preserve"> (Human Kinetics, 2027).</w:t>
     </w:r>
   </w:p>
@@ -3075,7 +3098,7 @@
     <w:name w:val="Normal"/>
     <w:qFormat/>
     <w:rPr>
-      <w:rFonts w:ascii="Times New Roman" w:eastAsia="Times New Roman" w:hAnsi="Times New Roman" w:cs="Times New Roman"/>
+      <w:rFonts w:ascii="Aptos" w:eastAsia="Aptos" w:hAnsi="Aptos" w:cs="Aptos"/>
     </w:rPr>
   </w:style>
   <w:style w:type="character" w:default="1" w:styleId="DefaultParagraphFont">
@@ -3304,7 +3327,7 @@
     </a:clrScheme>
     <a:fontScheme name="Office">
       <a:majorFont>
-        <a:latin typeface="Cambria"/>
+        <a:latin typeface="Aptos Display"/>
         <a:ea typeface=""/>
         <a:cs typeface=""/>
         <a:font script="Jpan" typeface="ＭＳ ゴシック"/>
@@ -3338,7 +3361,7 @@
         <a:font script="Uigh" typeface="Microsoft Uighur"/>
       </a:majorFont>
       <a:minorFont>
-        <a:latin typeface="Calibri"/>
+        <a:latin typeface="Aptos"/>
         <a:ea typeface=""/>
         <a:cs typeface=""/>
         <a:font script="Jpan" typeface="ＭＳ 明朝"/>
